--- a/docs/proposal/proposal-zh-update-2026-10.docx
+++ b/docs/proposal/proposal-zh-update-2026-10.docx
@@ -1451,7 +1451,7 @@
         <w:t xml:space="preserve"> </w:t>
       </w:r>
       <w:r>
-        <w:t xml:space="preserve">在 VO-001 的「计量」标签中查看「VO-AI 评估」的「检测到的建筑元素」。系统识别受影响的工程元素为地面饰面，并提示确认</w:t>
+        <w:t xml:space="preserve">在 VO-001 的「计量」标签中，查看计量表下方的「检测到的建筑元素」。系统识别受影响的工程元素为地面饰面，并提示确认</w:t>
       </w:r>
       <w:r>
         <w:t xml:space="preserve"> </w:t>
@@ -1501,7 +1501,7 @@
         <w:t xml:space="preserve"> </w:t>
       </w:r>
       <w:r>
-        <w:t xml:space="preserve">在任何一个变更单的「合同」标签中查看合同智能体的检查结果，或在「计量」标签的「VO-AI 评估」中展开适用条款。系统返回 PAM 2018 第 11.1 条（变更的定义）、该条款赋予的权利，以及所需的证明资料：书面建筑师指示、被取代及修订的图纸，以及列明删减与增加内容的计量。条文以中文显示，下方可展开「英文原文」。当描述过于模糊而无法分类时，系统会明确说明，并要求补充说明，而不会给出没有依据的条款。</w:t>
+        <w:t xml:space="preserve">在任何一个变更单的「合同」标签中查看合同智能体的检查结果，并展开下方的「变更的定义：条文内容与所需证明」。系统返回 PAM 2018 第 11.1 条（变更的定义）、该条款赋予的权利，以及所需的证明资料：书面建筑师指示、被取代及修订的图纸，以及列明删减与增加内容的计量。条文以中文显示，下方可展开「英文原文」。当描述过于模糊而无法分类时，系统会明确说明，并要求补充说明，而不会给出没有依据的条款。</w:t>
       </w:r>
     </w:p>
     <w:p>
